--- a/oil_sample_articles.docx
+++ b/oil_sample_articles.docx
@@ -20,7 +20,7 @@
           <w:rPr>
             <w:rStyle w:val="Hyperlink"/>
           </w:rPr>
-          <w:t>https://www.indiatoday.in/cities/hyderabad/story/cyberabad-food-adulteration-raids-hyderabad-rs-64-lakh-seizure-28-arrested-2900680-2026-04-23</w:t>
+          <w:t>https://www.deccanherald.com/india/karnataka/kmf-finds-nearly-0-2-of-milk-samples-adulterated-4011818</w:t>
         </w:r>
       </w:hyperlink>
     </w:p>
@@ -37,7 +37,7 @@
           <w:rPr>
             <w:rStyle w:val="Hyperlink"/>
           </w:rPr>
-          <w:t>https://timesofindia.indiatimes.com/city/jaipur/major-crackdown-on-adulterated-ghee-and-oil-in-pokaran-over-14000kg-seized/articleshow/131486941.cms</w:t>
+          <w:t>https://www.thehindu.com/news/national/andhra-pradesh/hazardous-chemicals-found-in-milk-during-raids-across-east-godavari/article70823682.ece</w:t>
         </w:r>
       </w:hyperlink>
     </w:p>
@@ -54,7 +54,7 @@
           <w:rPr>
             <w:rStyle w:val="Hyperlink"/>
           </w:rPr>
-          <w:t>https://theprint.in/india/over-4-lakh-litres-seized-in-drive-against-substandard-edible-oil-in-up/2866887/</w:t>
+          <w:t>https://timesofindia.indiatimes.com/city/vijayawada/adulterated-milk-deaths-raise-food-safety-concerns/articleshow/130024210.cms</w:t>
         </w:r>
       </w:hyperlink>
     </w:p>
@@ -71,7 +71,7 @@
           <w:rPr>
             <w:rStyle w:val="Hyperlink"/>
           </w:rPr>
-          <w:t>https://www.news18.com/india/up-barabanki-6000-litres-of-fake-mustard-oil-seized-raises-food-safety-concerns-aa-ws-l-9927362.html</w:t>
+          <w:t>https://www.thehindu.com/news/national/telangana/telangana-govt-plans-regulatory-authority-like-eagle-and-hydraa-to-curb-food-adulteration-cm/article70802831.ece</w:t>
         </w:r>
       </w:hyperlink>
     </w:p>
@@ -88,7 +88,7 @@
           <w:rPr>
             <w:rStyle w:val="Hyperlink"/>
           </w:rPr>
-          <w:t>https://www.newindianexpress.com/cities/thiruvananthapuram/2025/Aug/20/17k-litres-of-adulterated-coconut-oil-seized</w:t>
+          <w:t>https://www.deccanchronicle.com/southern-states/andhra-pradesh/nhrc-takes-cognisance-of-16-deaths-due-to-adulterated-milk-seeks-report-1946513</w:t>
         </w:r>
       </w:hyperlink>
     </w:p>
@@ -105,7 +105,7 @@
           <w:rPr>
             <w:rStyle w:val="Hyperlink"/>
           </w:rPr>
-          <w:t>https://timesofindia.indiatimes.com/city/kanpur/9-quintals-of-adulterated-mawa-edible-oil-seized-ahead-of-holi/articleshow/128794157.cms</w:t>
+          <w:t>https://timesofindia.indiatimes.com/city/vijayawada/nhrc-seeks-detailed-report-from-ap-govt-over-toxic-milk-death/articleshow/129831115.cms</w:t>
         </w:r>
       </w:hyperlink>
     </w:p>
@@ -122,7 +122,7 @@
           <w:rPr>
             <w:rStyle w:val="Hyperlink"/>
           </w:rPr>
-          <w:t>https://www.foodnavigator-asia.com/Article/2022/08/15/alcohol-poisoning-and-edible-oil-fraud-cases-soar-in-india/</w:t>
+          <w:t>https://www.thehindu.com/news/national/andhra-pradesh/nhrc-takes-suo-motucognisance-of-16-milk-adulteration-deaths-in-rajamahendravaram/article70788270.ece</w:t>
         </w:r>
       </w:hyperlink>
     </w:p>
@@ -139,7 +139,7 @@
           <w:rPr>
             <w:rStyle w:val="Hyperlink"/>
           </w:rPr>
-          <w:t>https://www.healthandme.com/nutrition/kanpur-food-adulteration-fssai-seizes-14000l-of-oil-1320kg-rotten-dates-and-more-ahead-of-festive-season-article-153707864</w:t>
+          <w:t>https://www.news18.com/agency-feeds/nhrc-takes-suo-motu-cognisance-of-285-inmate-deaths-in-chhattisgarh-jails-9998160.html</w:t>
         </w:r>
       </w:hyperlink>
     </w:p>
@@ -156,7 +156,7 @@
           <w:rPr>
             <w:rStyle w:val="Hyperlink"/>
           </w:rPr>
-          <w:t>https://timesofindia.indiatimes.com/city/hyderabad/tea-to-ice-creams-food-adulteration-on-the-rise-in-hyderabad/articleshow/108746726.cms</w:t>
+          <w:t>https://scroll.in/latest/1091557/andhra-pradesh-toll-from-consuming-adulterated-milk-rises-to-16?utm_source=rss&amp;utm_medium=public</w:t>
         </w:r>
       </w:hyperlink>
     </w:p>
@@ -173,7 +173,7 @@
           <w:rPr>
             <w:rStyle w:val="Hyperlink"/>
           </w:rPr>
-          <w:t>https://timesofindia.indiatimes.com/city/thiruvananthapuram/ban-on-45-brands-of-coconut-oil/articleshow/64425038.cms</w:t>
+          <w:t>https://www.news18.com/cities/hyderabad-news/sweet-death-why-ethylene-glycol-an-antifreeze-chemical-is-lurking-in-andhras-milk-ws-l-9991605.html</w:t>
         </w:r>
       </w:hyperlink>
     </w:p>
@@ -190,7 +190,7 @@
           <w:rPr>
             <w:rStyle w:val="Hyperlink"/>
           </w:rPr>
-          <w:t>https://timesofindia.indiatimes.com/life-style/food-news/15000-litres-of-adulterated-cooking-oil-seized-by-fssai/photostory/70872567.cms</w:t>
+          <w:t>https://www.thehindu.com/news/national/karnataka/adulteration-found-in-3049-milk-samples-supplied-to-karnataka-dairies-in-a-year-govt-informs-council/article70735023.ece</w:t>
         </w:r>
       </w:hyperlink>
     </w:p>
@@ -207,285 +207,147 @@
           <w:rPr>
             <w:rStyle w:val="Hyperlink"/>
           </w:rPr>
-          <w:t>https://timesofindia.indiatimes.com/city/noida/paneer-adulterated-with-vegetable-oil-fda-collects-samples/articleshow/112664642.cms</w:t>
-        </w:r>
-      </w:hyperlink>
-    </w:p>
-    <w:p>
-      <w:pPr>
-        <w:pStyle w:val="NormalWeb"/>
-        <w:numPr>
-          <w:ilvl w:val="0"/>
-          <w:numId w:val="1"/>
-        </w:numPr>
-        <w:spacing w:before="0" w:beforeAutospacing="0" w:after="0" w:afterAutospacing="0"/>
-        <w:textAlignment w:val="baseline"/>
-        <w:rPr>
-          <w:rFonts w:ascii="Arial" w:hAnsi="Arial" w:cs="Arial"/>
-          <w:color w:val="000000"/>
-          <w:sz w:val="26"/>
-          <w:szCs w:val="26"/>
-        </w:rPr>
+          <w:t>https://www.news18.com/photogallery/cities/hyderabad-news/3-year-old-latest-victim-of-fake-milk-in-andhras-rajahmundry-12-dead-so-far-ws-kl-9955016.html</w:t>
+        </w:r>
+      </w:hyperlink>
+    </w:p>
+    <w:p>
+      <w:pPr>
+        <w:pStyle w:val="ListParagraph"/>
+        <w:numPr>
+          <w:ilvl w:val="0"/>
+          <w:numId w:val="1"/>
+        </w:numPr>
       </w:pPr>
       <w:hyperlink r:id="rId17" w:history="1">
         <w:r>
           <w:rPr>
             <w:rStyle w:val="Hyperlink"/>
-            <w:rFonts w:ascii="Arial" w:hAnsi="Arial" w:cs="Arial"/>
-            <w:color w:val="1155CC"/>
-            <w:sz w:val="26"/>
-            <w:szCs w:val="26"/>
-          </w:rPr>
-          <w:t>14,000 litres of adulterated oil, 1,320 kg of rotten dates and fake ghee seized in Kanpur raid - Indian Express</w:t>
-        </w:r>
-      </w:hyperlink>
-    </w:p>
-    <w:p>
-      <w:pPr>
-        <w:pStyle w:val="NormalWeb"/>
-        <w:numPr>
-          <w:ilvl w:val="0"/>
-          <w:numId w:val="1"/>
-        </w:numPr>
-        <w:shd w:val="clear" w:color="auto" w:fill="FFFFFF"/>
-        <w:spacing w:before="0" w:beforeAutospacing="0" w:after="0" w:afterAutospacing="0"/>
-        <w:textAlignment w:val="baseline"/>
-        <w:rPr>
-          <w:rFonts w:ascii="Arial" w:hAnsi="Arial" w:cs="Arial"/>
-          <w:color w:val="000000"/>
-          <w:sz w:val="26"/>
-          <w:szCs w:val="26"/>
-        </w:rPr>
+          </w:rPr>
+          <w:t>https://www.hindustantimes.com/india-news/rajahmundry-milk-adulteration-case-toll-mounts-to-9-eight-others-still-critical-101772825616955.html</w:t>
+        </w:r>
+      </w:hyperlink>
+    </w:p>
+    <w:p>
+      <w:pPr>
+        <w:pStyle w:val="ListParagraph"/>
+        <w:numPr>
+          <w:ilvl w:val="0"/>
+          <w:numId w:val="1"/>
+        </w:numPr>
       </w:pPr>
       <w:hyperlink r:id="rId18" w:history="1">
         <w:r>
           <w:rPr>
             <w:rStyle w:val="Hyperlink"/>
-            <w:rFonts w:ascii="Arial" w:hAnsi="Arial" w:cs="Arial"/>
-            <w:color w:val="1155CC"/>
-            <w:sz w:val="26"/>
-            <w:szCs w:val="26"/>
-          </w:rPr>
-          <w:t>Oil in milk, mangoes ripened with chemicals - Indian Express</w:t>
-        </w:r>
-      </w:hyperlink>
-      <w:r>
-        <w:rPr>
-          <w:rFonts w:ascii="Arial" w:hAnsi="Arial" w:cs="Arial"/>
-          <w:color w:val="000000"/>
-          <w:sz w:val="26"/>
-          <w:szCs w:val="26"/>
-        </w:rPr>
-        <w:t> </w:t>
-      </w:r>
-    </w:p>
-    <w:p>
-      <w:pPr>
-        <w:pStyle w:val="NormalWeb"/>
-        <w:numPr>
-          <w:ilvl w:val="0"/>
-          <w:numId w:val="1"/>
-        </w:numPr>
-        <w:shd w:val="clear" w:color="auto" w:fill="FFFFFF"/>
-        <w:spacing w:before="0" w:beforeAutospacing="0" w:after="0" w:afterAutospacing="0"/>
-        <w:textAlignment w:val="baseline"/>
-        <w:rPr>
-          <w:rFonts w:ascii="Arial" w:hAnsi="Arial" w:cs="Arial"/>
-          <w:color w:val="000000"/>
-          <w:sz w:val="26"/>
-          <w:szCs w:val="26"/>
-        </w:rPr>
+          </w:rPr>
+          <w:t>https://m.rediff.com/news/commentary/2026/feb/26/andhra-govt-intensifies-crackdown-after-milk-contamination-claims-5-lives/8c654fd04c50a9c69f6304747e1f6d1f</w:t>
+        </w:r>
+      </w:hyperlink>
+    </w:p>
+    <w:p>
+      <w:pPr>
+        <w:pStyle w:val="ListParagraph"/>
+        <w:numPr>
+          <w:ilvl w:val="0"/>
+          <w:numId w:val="1"/>
+        </w:numPr>
       </w:pPr>
       <w:hyperlink r:id="rId19" w:history="1">
         <w:r>
           <w:rPr>
             <w:rStyle w:val="Hyperlink"/>
-            <w:rFonts w:ascii="Arial" w:hAnsi="Arial" w:cs="Arial"/>
-            <w:color w:val="1155CC"/>
-            <w:sz w:val="26"/>
-            <w:szCs w:val="26"/>
-          </w:rPr>
-          <w:t>Namkeen + Oil worth lakhs seized - Indian Express</w:t>
-        </w:r>
-      </w:hyperlink>
-    </w:p>
-    <w:p>
-      <w:pPr>
-        <w:pStyle w:val="NormalWeb"/>
-        <w:numPr>
-          <w:ilvl w:val="0"/>
-          <w:numId w:val="1"/>
-        </w:numPr>
-        <w:spacing w:before="0" w:beforeAutospacing="0" w:after="0" w:afterAutospacing="0"/>
-        <w:textAlignment w:val="baseline"/>
-        <w:rPr>
-          <w:rFonts w:ascii="Arial" w:hAnsi="Arial" w:cs="Arial"/>
-          <w:color w:val="000000"/>
-          <w:sz w:val="26"/>
-          <w:szCs w:val="26"/>
-        </w:rPr>
-      </w:pPr>
-      <w:hyperlink r:id="rId20" w:history="1">
-        <w:r>
-          <w:rPr>
-            <w:rStyle w:val="Hyperlink"/>
-            <w:rFonts w:ascii="Arial" w:hAnsi="Arial" w:cs="Arial"/>
-            <w:color w:val="1155CC"/>
-            <w:sz w:val="26"/>
-            <w:szCs w:val="26"/>
-          </w:rPr>
-          <w:t>Not just paneer, an ‘industry’ of fake Eno, counterfeit Vee</w:t>
-        </w:r>
-        <w:r>
-          <w:rPr>
-            <w:rStyle w:val="Hyperlink"/>
-            <w:rFonts w:ascii="Arial" w:hAnsi="Arial" w:cs="Arial"/>
-            <w:color w:val="1155CC"/>
-            <w:sz w:val="26"/>
-            <w:szCs w:val="26"/>
-          </w:rPr>
-          <w:t>t</w:t>
-        </w:r>
-        <w:r>
-          <w:rPr>
-            <w:rStyle w:val="Hyperlink"/>
-            <w:rFonts w:ascii="Arial" w:hAnsi="Arial" w:cs="Arial"/>
-            <w:color w:val="1155CC"/>
-            <w:sz w:val="26"/>
-            <w:szCs w:val="26"/>
-          </w:rPr>
-          <w:t>, used oil &amp; more is flourishing in India - The Print</w:t>
-        </w:r>
-      </w:hyperlink>
-    </w:p>
-    <w:p>
-      <w:pPr>
-        <w:pStyle w:val="NormalWeb"/>
-        <w:numPr>
-          <w:ilvl w:val="0"/>
-          <w:numId w:val="1"/>
-        </w:numPr>
-        <w:spacing w:before="0" w:beforeAutospacing="0" w:after="0" w:afterAutospacing="0"/>
-        <w:textAlignment w:val="baseline"/>
-        <w:rPr>
-          <w:rFonts w:ascii="Arial" w:hAnsi="Arial" w:cs="Arial"/>
-          <w:color w:val="000000"/>
-          <w:sz w:val="26"/>
-          <w:szCs w:val="26"/>
-        </w:rPr>
-      </w:pPr>
-      <w:hyperlink r:id="rId21" w:history="1">
-        <w:r>
-          <w:rPr>
-            <w:rStyle w:val="Hyperlink"/>
-            <w:rFonts w:ascii="Arial" w:hAnsi="Arial" w:cs="Arial"/>
-            <w:color w:val="1155CC"/>
-            <w:sz w:val="26"/>
-            <w:szCs w:val="26"/>
-          </w:rPr>
-          <w:t>UP 6000L Mustard Oil - NEWS18</w:t>
-        </w:r>
-      </w:hyperlink>
-    </w:p>
-    <w:p>
-      <w:pPr>
-        <w:pStyle w:val="NormalWeb"/>
-        <w:numPr>
-          <w:ilvl w:val="0"/>
-          <w:numId w:val="1"/>
-        </w:numPr>
-        <w:spacing w:before="0" w:beforeAutospacing="0" w:after="0" w:afterAutospacing="0"/>
-        <w:textAlignment w:val="baseline"/>
-        <w:rPr>
-          <w:rFonts w:ascii="Arial" w:hAnsi="Arial" w:cs="Arial"/>
-          <w:color w:val="000000"/>
-          <w:sz w:val="26"/>
-          <w:szCs w:val="26"/>
-        </w:rPr>
-      </w:pPr>
-      <w:hyperlink r:id="rId22" w:history="1">
-        <w:r>
-          <w:rPr>
-            <w:rStyle w:val="Hyperlink"/>
-            <w:rFonts w:ascii="Arial" w:hAnsi="Arial" w:cs="Arial"/>
-            <w:color w:val="1155CC"/>
-            <w:sz w:val="26"/>
-            <w:szCs w:val="26"/>
-          </w:rPr>
-          <w:t>Adulterated khoya, Edible Oil Agra - TOI</w:t>
-        </w:r>
-      </w:hyperlink>
-    </w:p>
-    <w:p>
-      <w:pPr>
-        <w:pStyle w:val="NormalWeb"/>
-        <w:numPr>
-          <w:ilvl w:val="0"/>
-          <w:numId w:val="1"/>
-        </w:numPr>
-        <w:spacing w:before="0" w:beforeAutospacing="0" w:after="0" w:afterAutospacing="0"/>
-        <w:textAlignment w:val="baseline"/>
-        <w:rPr>
-          <w:rFonts w:ascii="Arial" w:hAnsi="Arial" w:cs="Arial"/>
-          <w:color w:val="000000"/>
-          <w:sz w:val="26"/>
-          <w:szCs w:val="26"/>
-        </w:rPr>
-      </w:pPr>
-      <w:hyperlink r:id="rId23" w:history="1">
-        <w:r>
-          <w:rPr>
-            <w:rStyle w:val="Hyperlink"/>
-            <w:rFonts w:ascii="Arial" w:hAnsi="Arial" w:cs="Arial"/>
-            <w:color w:val="1155CC"/>
-            <w:sz w:val="26"/>
-            <w:szCs w:val="26"/>
-          </w:rPr>
-          <w:t>Adulterated Paneer + Cooking Oil - TOI</w:t>
-        </w:r>
-      </w:hyperlink>
-    </w:p>
-    <w:p>
-      <w:pPr>
-        <w:pStyle w:val="NormalWeb"/>
-        <w:numPr>
-          <w:ilvl w:val="0"/>
-          <w:numId w:val="1"/>
-        </w:numPr>
-        <w:spacing w:before="0" w:beforeAutospacing="0" w:after="0" w:afterAutospacing="0"/>
-        <w:textAlignment w:val="baseline"/>
-        <w:rPr>
-          <w:rFonts w:ascii="Arial" w:hAnsi="Arial" w:cs="Arial"/>
-          <w:color w:val="000000"/>
-          <w:sz w:val="26"/>
-          <w:szCs w:val="26"/>
-        </w:rPr>
+          </w:rPr>
+          <w:t>https://www.deccanchronicle.com/southern-states/andhra-pradesh/cm-hauls-up-officials-over-diarrhea-milk-tragedy-1940180</w:t>
+        </w:r>
+      </w:hyperlink>
+    </w:p>
+    <w:p>
+      <w:pPr>
+        <w:pStyle w:val="ListParagraph"/>
+        <w:numPr>
+          <w:ilvl w:val="0"/>
+          <w:numId w:val="1"/>
+        </w:numPr>
+      </w:pPr>
+      <w:hyperlink r:id="rId20" w:tgtFrame="_blank" w:history="1">
+        <w:r>
+          <w:rPr>
+            <w:rStyle w:val="Hyperlink"/>
+          </w:rPr>
+          <w:t>https://www.ndtv.com/food/adulterated-milk-racket-exposed-in-junagadh-detergent-found-in-milk-tanker-while-officials-delay-action-11221653</w:t>
+        </w:r>
+      </w:hyperlink>
+    </w:p>
+    <w:p>
+      <w:pPr>
+        <w:pStyle w:val="ListParagraph"/>
+        <w:numPr>
+          <w:ilvl w:val="0"/>
+          <w:numId w:val="1"/>
+        </w:numPr>
+      </w:pPr>
+      <w:hyperlink r:id="rId21" w:tgtFrame="_blank" w:history="1">
+        <w:r>
+          <w:rPr>
+            <w:rStyle w:val="Hyperlink"/>
+          </w:rPr>
+          <w:t>https://dailypioneer.com/news/the-growing-menace-of-milk-adulteration-in-india</w:t>
+        </w:r>
+      </w:hyperlink>
+    </w:p>
+    <w:p>
+      <w:pPr>
+        <w:pStyle w:val="ListParagraph"/>
+        <w:numPr>
+          <w:ilvl w:val="0"/>
+          <w:numId w:val="1"/>
+        </w:numPr>
+      </w:pPr>
+      <w:hyperlink r:id="rId22" w:tgtFrame="_blank" w:history="1">
+        <w:r>
+          <w:rPr>
+            <w:rStyle w:val="Hyperlink"/>
+          </w:rPr>
+          <w:t>https://archive.ph/zI9AN</w:t>
+        </w:r>
+      </w:hyperlink>
+    </w:p>
+    <w:p>
+      <w:pPr>
+        <w:pStyle w:val="ListParagraph"/>
+        <w:numPr>
+          <w:ilvl w:val="0"/>
+          <w:numId w:val="1"/>
+        </w:numPr>
+      </w:pPr>
+      <w:hyperlink r:id="rId23" w:tgtFrame="_blank" w:history="1">
+        <w:r>
+          <w:rPr>
+            <w:rStyle w:val="Hyperlink"/>
+          </w:rPr>
+          <w:t>https://www.business-standard.com/india-news/andhra-milk-adulteration-death-toll-rises-to-16-three-under-treatment-126032200182_1.html</w:t>
+        </w:r>
+      </w:hyperlink>
+    </w:p>
+    <w:p>
+      <w:pPr>
+        <w:pStyle w:val="ListParagraph"/>
+        <w:numPr>
+          <w:ilvl w:val="0"/>
+          <w:numId w:val="1"/>
+        </w:numPr>
       </w:pPr>
       <w:hyperlink r:id="rId24" w:history="1">
         <w:r>
           <w:rPr>
             <w:rStyle w:val="Hyperlink"/>
-            <w:rFonts w:ascii="Arial" w:hAnsi="Arial" w:cs="Arial"/>
-            <w:color w:val="1155CC"/>
-            <w:sz w:val="26"/>
-            <w:szCs w:val="26"/>
-          </w:rPr>
-          <w:t xml:space="preserve">Combatting adulteration in edible oils - ET </w:t>
-        </w:r>
-        <w:proofErr w:type="spellStart"/>
-        <w:r>
-          <w:rPr>
-            <w:rStyle w:val="Hyperlink"/>
-            <w:rFonts w:ascii="Arial" w:hAnsi="Arial" w:cs="Arial"/>
-            <w:color w:val="1155CC"/>
-            <w:sz w:val="26"/>
-            <w:szCs w:val="26"/>
-          </w:rPr>
-          <w:t>Healthworld</w:t>
-        </w:r>
-        <w:proofErr w:type="spellEnd"/>
-      </w:hyperlink>
-    </w:p>
+          </w:rPr>
+          <w:t>https://timesofindia.indiatimes.com/city/vijayawada/officials-crack-down-on-milk-adulteration-samples-sent-for-tests-in-rayalseema/articleshow/128792913.cms</w:t>
+        </w:r>
+      </w:hyperlink>
+    </w:p>
+    <w:p/>
     <w:p>
       <w:pPr>
         <w:pStyle w:val="ListParagraph"/>
@@ -1351,7 +1213,6 @@
   <w:style w:type="character" w:default="1" w:styleId="DefaultParagraphFont">
     <w:name w:val="Default Paragraph Font"/>
     <w:uiPriority w:val="1"/>
-    <w:semiHidden/>
     <w:unhideWhenUsed/>
   </w:style>
   <w:style w:type="table" w:default="1" w:styleId="TableNormal">
